--- a/materialien/Welt5_Netz/2_Akten/KR_W5_Akte1_Fingerabdruecke.docx
+++ b/materialien/Welt5_Netz/2_Akten/KR_W5_Akte1_Fingerabdruecke.docx
@@ -169,7 +169,7 @@
               <w:rPr>
                 <w:rFonts w:ascii="Georgia" w:hAnsi="Georgia" w:cs="Georgia" w:eastAsia="Georgia"/>
                 <w:b/>
-                <w:color w:val="0E7C86"/>
+                <w:color w:val="14213D"/>
                 <w:sz w:val="34"/>
               </w:rPr>
               <w:t>Fingerabdrücke</w:t>
@@ -773,7 +773,7 @@
               <w:rPr>
                 <w:rFonts w:ascii="Georgia" w:hAnsi="Georgia" w:cs="Georgia" w:eastAsia="Georgia"/>
                 <w:b/>
-                <w:color w:val="0E7C86"/>
+                <w:color w:val="14213D"/>
                 <w:spacing w:val="16"/>
                 <w:sz w:val="21"/>
               </w:rPr>
@@ -1568,7 +1568,7 @@
               <w:rPr>
                 <w:rFonts w:ascii="Georgia" w:hAnsi="Georgia" w:cs="Georgia" w:eastAsia="Georgia"/>
                 <w:b/>
-                <w:color w:val="0E7C86"/>
+                <w:color w:val="14213D"/>
                 <w:spacing w:val="16"/>
                 <w:sz w:val="21"/>
               </w:rPr>
@@ -2660,7 +2660,7 @@
               <w:rPr>
                 <w:rFonts w:ascii="Georgia" w:hAnsi="Georgia" w:cs="Georgia" w:eastAsia="Georgia"/>
                 <w:b/>
-                <w:color w:val="0E7C86"/>
+                <w:color w:val="14213D"/>
                 <w:spacing w:val="16"/>
                 <w:sz w:val="21"/>
               </w:rPr>
@@ -2678,7 +2678,7 @@
             <w:r>
               <w:rPr>
                 <w:rFonts w:ascii="Calibri" w:hAnsi="Calibri" w:cs="Calibri" w:eastAsia="Calibri"/>
-                <w:color w:val="0E7C86"/>
+                <w:color w:val="14213D"/>
                 <w:sz w:val="22"/>
               </w:rPr>
               <w:t>•</w:t>
@@ -2756,7 +2756,7 @@
             <w:r>
               <w:rPr>
                 <w:rFonts w:ascii="Calibri" w:hAnsi="Calibri" w:cs="Calibri" w:eastAsia="Calibri"/>
-                <w:color w:val="0E7C86"/>
+                <w:color w:val="14213D"/>
                 <w:sz w:val="22"/>
               </w:rPr>
               <w:t>•</w:t>
@@ -3444,7 +3444,7 @@
               <w:rPr>
                 <w:rFonts w:ascii="Georgia" w:hAnsi="Georgia" w:cs="Georgia" w:eastAsia="Georgia"/>
                 <w:b/>
-                <w:color w:val="0E7C86"/>
+                <w:color w:val="14213D"/>
                 <w:spacing w:val="16"/>
                 <w:sz w:val="21"/>
               </w:rPr>
@@ -3462,7 +3462,7 @@
             <w:r>
               <w:rPr>
                 <w:rFonts w:ascii="Calibri" w:hAnsi="Calibri" w:cs="Calibri" w:eastAsia="Calibri"/>
-                <w:color w:val="0E7C86"/>
+                <w:color w:val="14213D"/>
                 <w:sz w:val="22"/>
               </w:rPr>
               <w:t>•</w:t>
@@ -3541,7 +3541,7 @@
             <w:r>
               <w:rPr>
                 <w:rFonts w:ascii="Calibri" w:hAnsi="Calibri" w:cs="Calibri" w:eastAsia="Calibri"/>
-                <w:color w:val="0E7C86"/>
+                <w:color w:val="14213D"/>
                 <w:sz w:val="22"/>
               </w:rPr>
               <w:t>•</w:t>
@@ -3642,7 +3642,7 @@
             <w:r>
               <w:rPr>
                 <w:rFonts w:ascii="Calibri" w:hAnsi="Calibri" w:cs="Calibri" w:eastAsia="Calibri"/>
-                <w:color w:val="0E7C86"/>
+                <w:color w:val="14213D"/>
                 <w:sz w:val="22"/>
               </w:rPr>
               <w:t>•</w:t>
@@ -3844,7 +3844,7 @@
             <w:r>
               <w:rPr>
                 <w:rFonts w:ascii="Calibri" w:hAnsi="Calibri" w:cs="Calibri" w:eastAsia="Calibri"/>
-                <w:color w:val="B07D2B"/>
+                <w:color w:val="8A5F1A"/>
                 <w:sz w:val="20"/>
               </w:rPr>
               <w:t xml:space="preserve">  ★</w:t>
@@ -5023,7 +5023,7 @@
             <w:r>
               <w:rPr>
                 <w:rFonts w:ascii="Calibri" w:hAnsi="Calibri" w:cs="Calibri" w:eastAsia="Calibri"/>
-                <w:color w:val="B07D2B"/>
+                <w:color w:val="8A5F1A"/>
                 <w:sz w:val="20"/>
               </w:rPr>
               <w:t xml:space="preserve">  ★★</w:t>
@@ -6479,7 +6479,7 @@
             <w:r>
               <w:rPr>
                 <w:rFonts w:ascii="Calibri" w:hAnsi="Calibri" w:cs="Calibri" w:eastAsia="Calibri"/>
-                <w:color w:val="B07D2B"/>
+                <w:color w:val="8A5F1A"/>
                 <w:sz w:val="20"/>
               </w:rPr>
               <w:t xml:space="preserve">  ★★</w:t>
@@ -6769,7 +6769,7 @@
             <w:r>
               <w:rPr>
                 <w:rFonts w:ascii="Calibri" w:hAnsi="Calibri" w:cs="Calibri" w:eastAsia="Calibri"/>
-                <w:color w:val="B07D2B"/>
+                <w:color w:val="8A5F1A"/>
                 <w:sz w:val="20"/>
               </w:rPr>
               <w:t xml:space="preserve">  ★★★</w:t>
@@ -7983,7 +7983,7 @@
             <w:r>
               <w:rPr>
                 <w:rFonts w:ascii="Calibri" w:hAnsi="Calibri" w:cs="Calibri" w:eastAsia="Calibri"/>
-                <w:color w:val="B07D2B"/>
+                <w:color w:val="8A5F1A"/>
                 <w:sz w:val="20"/>
               </w:rPr>
               <w:t xml:space="preserve">  ★★</w:t>
@@ -8667,7 +8667,7 @@
             <w:r>
               <w:rPr>
                 <w:rFonts w:ascii="Calibri" w:hAnsi="Calibri" w:cs="Calibri" w:eastAsia="Calibri"/>
-                <w:color w:val="B07D2B"/>
+                <w:color w:val="8A5F1A"/>
                 <w:sz w:val="20"/>
               </w:rPr>
               <w:t xml:space="preserve">  ★★</w:t>
@@ -10732,7 +10732,7 @@
             <w:r>
               <w:rPr>
                 <w:rFonts w:ascii="Calibri" w:hAnsi="Calibri" w:cs="Calibri" w:eastAsia="Calibri"/>
-                <w:color w:val="B07D2B"/>
+                <w:color w:val="8A5F1A"/>
                 <w:sz w:val="20"/>
               </w:rPr>
               <w:t xml:space="preserve">  ★</w:t>
@@ -11169,7 +11169,7 @@
               <w:rPr>
                 <w:rFonts w:ascii="Georgia" w:hAnsi="Georgia" w:cs="Georgia" w:eastAsia="Georgia"/>
                 <w:b/>
-                <w:color w:val="0E7C86"/>
+                <w:color w:val="14213D"/>
                 <w:spacing w:val="16"/>
                 <w:sz w:val="21"/>
               </w:rPr>
